--- a/src/telechargements/T07-procedure-violences-ruptures.docx
+++ b/src/telechargements/T07-procedure-violences-ruptures.docx
@@ -20,7 +20,7 @@
           <w:i/>
           <w:iCs/>
         </w:rPr>
-        <w:t xml:space="preserve">Kit Qualiopi V10 — version 1.0.0 du 11/10/2026 — READ FRANCE SAS</w:t>
+        <w:t xml:space="preserve">Kit Qualiopi V10 — version 1.1.0 du 13/10/2026 — READ FRANCE SAS</w:t>
       </w:r>
     </w:p>
     <w:p>
@@ -2852,7 +2852,7 @@
         <w:sz w:val="16"/>
         <w:szCs w:val="16"/>
       </w:rPr>
-      <w:t xml:space="preserve">Kit Qualiopi V10 v1.0.0 — © READ FRANCE SAS — information, pas un conseil juridique — page </w:t>
+      <w:t xml:space="preserve">Kit Qualiopi V10 v1.1.0 — © READ FRANCE SAS — information, pas un conseil juridique — page </w:t>
     </w:r>
     <w:r>
       <w:rPr>
